--- a/HR Documents/templates/Passport Release & Submission Form - INJAAZ (before placeholders).docx
+++ b/HR Documents/templates/Passport Release & Submission Form - INJAAZ (before placeholders).docx
@@ -198,20 +198,8 @@
             <w:shd w:val="clear" w:color="auto" w:fill="D9D9D9"/>
           </w:tcPr>
           <w:p>
-            <w:pPr>
-              <w:pStyle w:val="TableParagraph"/>
-              <w:spacing w:before="73"/>
-              <w:rPr>
-                <w:b/>
-                <w:sz w:val="28"/>
-              </w:rPr>
-            </w:pPr>
-            <w:r>
-              <w:rPr>
-                <w:b/>
-                <w:sz w:val="28"/>
-              </w:rPr>
-              <w:t>Requester:</w:t>
+            <w:r>
+              <w:t>{{ requester }}</w:t>
             </w:r>
           </w:p>
         </w:tc>
@@ -229,33 +217,8 @@
             </w:tcBorders>
           </w:tcPr>
           <w:p>
-            <w:pPr>
-              <w:pStyle w:val="TableParagraph"/>
-              <w:spacing w:before="119"/>
-              <w:rPr>
-                <w:sz w:val="24"/>
-              </w:rPr>
-            </w:pPr>
-            <w:bookmarkStart w:id="0" w:name="_GoBack"/>
-            <w:bookmarkEnd w:id="0"/>
-            <w:r>
-              <w:rPr>
-                <w:sz w:val="24"/>
-              </w:rPr>
-              <w:t>Employee</w:t>
-            </w:r>
-            <w:r>
-              <w:rPr>
-                <w:spacing w:val="-3"/>
-                <w:sz w:val="24"/>
-              </w:rPr>
-              <w:t xml:space="preserve"> </w:t>
-            </w:r>
-            <w:r>
-              <w:rPr>
-                <w:sz w:val="24"/>
-              </w:rPr>
-              <w:t>Name:</w:t>
+            <w:r>
+              <w:t>{{ employee_name }}</w:t>
             </w:r>
           </w:p>
         </w:tc>
@@ -313,18 +276,8 @@
             <w:vAlign w:val="center"/>
           </w:tcPr>
           <w:p>
-            <w:pPr>
-              <w:pStyle w:val="TableParagraph"/>
-              <w:ind w:left="0"/>
-              <w:rPr>
-                <w:sz w:val="24"/>
-              </w:rPr>
-            </w:pPr>
-            <w:r>
-              <w:rPr>
-                <w:sz w:val="24"/>
-              </w:rPr>
-              <w:t xml:space="preserve"> Project:</w:t>
+            <w:r>
+              <w:t>{{ employee_id }}</w:t>
             </w:r>
           </w:p>
         </w:tc>
@@ -380,25 +333,8 @@
             <w:vAlign w:val="center"/>
           </w:tcPr>
           <w:p>
-            <w:pPr>
-              <w:pStyle w:val="TableParagraph"/>
-              <w:ind w:left="107"/>
-              <w:rPr>
-                <w:sz w:val="2"/>
-                <w:szCs w:val="2"/>
-              </w:rPr>
-            </w:pPr>
-          </w:p>
-          <w:p>
-            <w:r>
-              <w:t xml:space="preserve"> </w:t>
-            </w:r>
-            <w:r>
-              <w:rPr>
-                <w:sz w:val="24"/>
-                <w:szCs w:val="24"/>
-              </w:rPr>
-              <w:t>Date:</w:t>
+            <w:r>
+              <w:t>{{ job_title }}</w:t>
             </w:r>
           </w:p>
         </w:tc>
@@ -925,29 +861,8 @@
             </w:tcBorders>
           </w:tcPr>
           <w:p>
-            <w:pPr>
-              <w:pStyle w:val="TableParagraph"/>
-              <w:spacing w:line="292" w:lineRule="exact"/>
-              <w:ind w:left="107"/>
-              <w:rPr>
-                <w:sz w:val="24"/>
-              </w:rPr>
-            </w:pPr>
-          </w:p>
-          <w:p>
-            <w:pPr>
-              <w:pStyle w:val="TableParagraph"/>
-              <w:spacing w:line="292" w:lineRule="exact"/>
-              <w:ind w:left="107"/>
-              <w:rPr>
-                <w:sz w:val="24"/>
-              </w:rPr>
-            </w:pPr>
-            <w:r>
-              <w:rPr>
-                <w:sz w:val="24"/>
-              </w:rPr>
-              <w:t>Date:</w:t>
+            <w:r>
+              <w:t>{{ hr_signature }}</w:t>
             </w:r>
           </w:p>
         </w:tc>
@@ -1047,31 +962,8 @@
             </w:tcBorders>
           </w:tcPr>
           <w:p>
-            <w:pPr>
-              <w:pStyle w:val="TableParagraph"/>
-              <w:spacing w:before="119"/>
-              <w:rPr>
-                <w:sz w:val="24"/>
-              </w:rPr>
-            </w:pPr>
-            <w:r>
-              <w:rPr>
-                <w:sz w:val="24"/>
-              </w:rPr>
-              <w:t>Employee</w:t>
-            </w:r>
-            <w:r>
-              <w:rPr>
-                <w:spacing w:val="-3"/>
-                <w:sz w:val="24"/>
-              </w:rPr>
-              <w:t xml:space="preserve"> </w:t>
-            </w:r>
-            <w:r>
-              <w:rPr>
-                <w:sz w:val="24"/>
-              </w:rPr>
-              <w:t>Name:</w:t>
+            <w:r>
+              <w:t>{{ employee_name }}</w:t>
             </w:r>
           </w:p>
         </w:tc>
@@ -1132,27 +1024,8 @@
             <w:vAlign w:val="center"/>
           </w:tcPr>
           <w:p>
-            <w:pPr>
-              <w:pStyle w:val="TableParagraph"/>
-              <w:ind w:left="0"/>
-              <w:rPr>
-                <w:sz w:val="24"/>
-              </w:rPr>
-            </w:pPr>
-            <w:r>
-              <w:rPr>
-                <w:rFonts w:ascii="Arial"/>
-                <w:b/>
-                <w:sz w:val="20"/>
-              </w:rPr>
-              <w:t xml:space="preserve"> </w:t>
-            </w:r>
-            <w:r>
-              <w:rPr>
-                <w:sz w:val="24"/>
-                <w:szCs w:val="24"/>
-              </w:rPr>
-              <w:t>Project:</w:t>
+            <w:r>
+              <w:t>{{ project }}</w:t>
             </w:r>
           </w:p>
         </w:tc>
@@ -1201,16 +1074,8 @@
             <w:vAlign w:val="center"/>
           </w:tcPr>
           <w:p>
-            <w:pPr>
-              <w:rPr>
-                <w:sz w:val="24"/>
-              </w:rPr>
-            </w:pPr>
-            <w:r>
-              <w:rPr>
-                <w:sz w:val="24"/>
-              </w:rPr>
-              <w:t xml:space="preserve"> Date:</w:t>
+            <w:r>
+              <w:t>{{ form_date }}</w:t>
             </w:r>
           </w:p>
         </w:tc>
